--- a/public/books/m/531/learning-pack.docx
+++ b/public/books/m/531/learning-pack.docx
@@ -72,6 +72,14 @@
           <w:t>阅读、学习与知返智能体统一入口</w:t>
         </w:r>
       </w:hyperlink>
+    </w:p>
+    <w:p>
+      <w:pPr>
+        <w:pStyle w:val="Small"/>
+      </w:pPr>
+      <w:r>
+        <w:t xml:space="preserve">配套主书 ISBN  979-8-90690-531-4</w:t>
+      </w:r>
     </w:p>
     <w:p>
       <w:pPr>
